--- a/ELDARAAPI_Files_12Mar2026.docx
+++ b/ELDARAAPI_Files_12Mar2026.docx
@@ -33,52 +33,1365 @@
         <w:rPr>
           <w:lang w:val="en-US"/>
         </w:rPr>
+        <w:t>.</w:t>
+      </w:r>
+    </w:p>
+    <w:p>
+      <w:pPr>
+        <w:rPr>
+          <w:lang w:val="en-US"/>
+        </w:rPr>
+      </w:pPr>
+      <w:r>
+        <w:rPr>
+          <w:rFonts w:ascii="MS Gothic" w:eastAsia="MS Gothic" w:hAnsi="MS Gothic" w:cs="MS Gothic" w:hint="eastAsia"/>
+          <w:lang w:val="en-US"/>
+        </w:rPr>
+        <w:t>├</w:t>
+      </w:r>
+      <w:r>
+        <w:rPr>
+          <w:lang w:val="en-US"/>
+        </w:rPr>
+        <w:t>── ELDARAAPI_Files_12Mar2026.docx</w:t>
+      </w:r>
+    </w:p>
+    <w:p>
+      <w:pPr>
+        <w:rPr>
+          <w:lang w:val="en-US"/>
+        </w:rPr>
+      </w:pPr>
+      <w:r>
+        <w:rPr>
+          <w:rFonts w:ascii="MS Gothic" w:eastAsia="MS Gothic" w:hAnsi="MS Gothic" w:cs="MS Gothic" w:hint="eastAsia"/>
+          <w:lang w:val="en-US"/>
+        </w:rPr>
+        <w:t>├</w:t>
+      </w:r>
+      <w:r>
+        <w:rPr>
+          <w:lang w:val="en-US"/>
+        </w:rPr>
+        <w:t>── package-</w:t>
+      </w:r>
+      <w:proofErr w:type="spellStart"/>
+      <w:proofErr w:type="gramStart"/>
+      <w:r>
+        <w:rPr>
+          <w:lang w:val="en-US"/>
+        </w:rPr>
+        <w:t>lock.json</w:t>
+      </w:r>
+      <w:proofErr w:type="spellEnd"/>
+      <w:proofErr w:type="gramEnd"/>
+    </w:p>
+    <w:p>
+      <w:pPr>
+        <w:rPr>
+          <w:lang w:val="en-US"/>
+        </w:rPr>
+      </w:pPr>
+      <w:r>
+        <w:rPr>
+          <w:rFonts w:ascii="MS Gothic" w:eastAsia="MS Gothic" w:hAnsi="MS Gothic" w:cs="MS Gothic" w:hint="eastAsia"/>
+          <w:lang w:val="en-US"/>
+        </w:rPr>
+        <w:t>├</w:t>
+      </w:r>
+      <w:r>
+        <w:rPr>
+          <w:lang w:val="en-US"/>
+        </w:rPr>
+        <w:t xml:space="preserve">── </w:t>
+      </w:r>
+      <w:proofErr w:type="spellStart"/>
+      <w:proofErr w:type="gramStart"/>
+      <w:r>
+        <w:rPr>
+          <w:lang w:val="en-US"/>
+        </w:rPr>
+        <w:t>package.json</w:t>
+      </w:r>
+      <w:proofErr w:type="spellEnd"/>
+      <w:proofErr w:type="gramEnd"/>
+    </w:p>
+    <w:p>
+      <w:pPr>
+        <w:rPr>
+          <w:lang w:val="en-US"/>
+        </w:rPr>
+      </w:pPr>
+      <w:r>
+        <w:rPr>
+          <w:rFonts w:ascii="MS Gothic" w:eastAsia="MS Gothic" w:hAnsi="MS Gothic" w:cs="MS Gothic" w:hint="eastAsia"/>
+          <w:lang w:val="en-US"/>
+        </w:rPr>
+        <w:t>├</w:t>
+      </w:r>
+      <w:r>
+        <w:rPr>
+          <w:lang w:val="en-US"/>
+        </w:rPr>
+        <w:t>── project_structure.txt</w:t>
+      </w:r>
+    </w:p>
+    <w:p>
+      <w:pPr>
+        <w:rPr>
+          <w:lang w:val="en-US"/>
+        </w:rPr>
+      </w:pPr>
+      <w:r>
+        <w:rPr>
+          <w:lang w:val="en-US"/>
+        </w:rPr>
+        <w:t xml:space="preserve">└── </w:t>
+      </w:r>
+      <w:proofErr w:type="spellStart"/>
+      <w:r>
+        <w:rPr>
+          <w:lang w:val="en-US"/>
+        </w:rPr>
+        <w:t>src</w:t>
+      </w:r>
+      <w:proofErr w:type="spellEnd"/>
+    </w:p>
+    <w:p>
+      <w:pPr>
+        <w:rPr>
+          <w:lang w:val="en-US"/>
+        </w:rPr>
+      </w:pPr>
+      <w:r>
+        <w:rPr>
+          <w:lang w:val="en-US"/>
+        </w:rPr>
+        <w:t xml:space="preserve">    </w:t>
+      </w:r>
+      <w:r>
+        <w:rPr>
+          <w:rFonts w:ascii="MS Gothic" w:eastAsia="MS Gothic" w:hAnsi="MS Gothic" w:cs="MS Gothic" w:hint="eastAsia"/>
+          <w:lang w:val="en-US"/>
+        </w:rPr>
+        <w:t>├</w:t>
+      </w:r>
+      <w:r>
+        <w:rPr>
+          <w:lang w:val="en-US"/>
+        </w:rPr>
+        <w:t>── app.js</w:t>
+      </w:r>
+    </w:p>
+    <w:p>
+      <w:pPr>
+        <w:rPr>
+          <w:lang w:val="en-US"/>
+        </w:rPr>
+      </w:pPr>
+      <w:r>
+        <w:rPr>
+          <w:lang w:val="en-US"/>
+        </w:rPr>
+        <w:t xml:space="preserve">    </w:t>
+      </w:r>
+      <w:r>
+        <w:rPr>
+          <w:rFonts w:ascii="MS Gothic" w:eastAsia="MS Gothic" w:hAnsi="MS Gothic" w:cs="MS Gothic" w:hint="eastAsia"/>
+          <w:lang w:val="en-US"/>
+        </w:rPr>
+        <w:t>├</w:t>
+      </w:r>
+      <w:r>
+        <w:rPr>
+          <w:lang w:val="en-US"/>
+        </w:rPr>
+        <w:t>── config</w:t>
+      </w:r>
+    </w:p>
+    <w:p>
+      <w:pPr>
+        <w:rPr>
+          <w:lang w:val="en-US"/>
+        </w:rPr>
+      </w:pPr>
+      <w:r>
+        <w:rPr>
+          <w:lang w:val="en-US"/>
+        </w:rPr>
+        <w:t xml:space="preserve">    │   </w:t>
+      </w:r>
+      <w:r>
+        <w:rPr>
+          <w:rFonts w:ascii="MS Gothic" w:eastAsia="MS Gothic" w:hAnsi="MS Gothic" w:cs="MS Gothic" w:hint="eastAsia"/>
+          <w:lang w:val="en-US"/>
+        </w:rPr>
+        <w:t>├</w:t>
+      </w:r>
+      <w:r>
+        <w:rPr>
+          <w:lang w:val="en-US"/>
+        </w:rPr>
+        <w:t>── db.js</w:t>
+      </w:r>
+    </w:p>
+    <w:p>
+      <w:pPr>
+        <w:rPr>
+          <w:lang w:val="en-US"/>
+        </w:rPr>
+      </w:pPr>
+      <w:r>
+        <w:rPr>
+          <w:lang w:val="en-US"/>
+        </w:rPr>
+        <w:t xml:space="preserve">    │   └── env.js</w:t>
+      </w:r>
+    </w:p>
+    <w:p>
+      <w:pPr>
+        <w:rPr>
+          <w:lang w:val="en-US"/>
+        </w:rPr>
+      </w:pPr>
+      <w:r>
+        <w:rPr>
+          <w:lang w:val="en-US"/>
+        </w:rPr>
+        <w:t xml:space="preserve">    </w:t>
+      </w:r>
+      <w:r>
+        <w:rPr>
+          <w:rFonts w:ascii="MS Gothic" w:eastAsia="MS Gothic" w:hAnsi="MS Gothic" w:cs="MS Gothic" w:hint="eastAsia"/>
+          <w:lang w:val="en-US"/>
+        </w:rPr>
+        <w:t>├</w:t>
+      </w:r>
+      <w:r>
+        <w:rPr>
+          <w:lang w:val="en-US"/>
+        </w:rPr>
+        <w:t>── constants</w:t>
+      </w:r>
+    </w:p>
+    <w:p>
+      <w:pPr>
+        <w:rPr>
+          <w:lang w:val="en-US"/>
+        </w:rPr>
+      </w:pPr>
+      <w:r>
+        <w:rPr>
+          <w:lang w:val="en-US"/>
+        </w:rPr>
+        <w:t xml:space="preserve">    │   </w:t>
+      </w:r>
+      <w:r>
+        <w:rPr>
+          <w:rFonts w:ascii="MS Gothic" w:eastAsia="MS Gothic" w:hAnsi="MS Gothic" w:cs="MS Gothic" w:hint="eastAsia"/>
+          <w:lang w:val="en-US"/>
+        </w:rPr>
+        <w:t>├</w:t>
+      </w:r>
+      <w:r>
+        <w:rPr>
+          <w:lang w:val="en-US"/>
+        </w:rPr>
+        <w:t>── auth.validation.js</w:t>
+      </w:r>
+    </w:p>
+    <w:p>
+      <w:pPr>
+        <w:rPr>
+          <w:lang w:val="en-US"/>
+        </w:rPr>
+      </w:pPr>
+      <w:r>
+        <w:rPr>
+          <w:lang w:val="en-US"/>
+        </w:rPr>
+        <w:t xml:space="preserve">    │   └── messages.js</w:t>
+      </w:r>
+    </w:p>
+    <w:p>
+      <w:pPr>
+        <w:rPr>
+          <w:lang w:val="en-US"/>
+        </w:rPr>
+      </w:pPr>
+      <w:r>
+        <w:rPr>
+          <w:lang w:val="en-US"/>
+        </w:rPr>
+        <w:t xml:space="preserve">    </w:t>
+      </w:r>
+      <w:r>
+        <w:rPr>
+          <w:rFonts w:ascii="MS Gothic" w:eastAsia="MS Gothic" w:hAnsi="MS Gothic" w:cs="MS Gothic" w:hint="eastAsia"/>
+          <w:lang w:val="en-US"/>
+        </w:rPr>
+        <w:t>├</w:t>
+      </w:r>
+      <w:r>
+        <w:rPr>
+          <w:lang w:val="en-US"/>
+        </w:rPr>
+        <w:t>── controllers</w:t>
+      </w:r>
+    </w:p>
+    <w:p>
+      <w:pPr>
+        <w:rPr>
+          <w:lang w:val="en-US"/>
+        </w:rPr>
+      </w:pPr>
+      <w:r>
+        <w:rPr>
+          <w:lang w:val="en-US"/>
+        </w:rPr>
+        <w:t xml:space="preserve">    │   </w:t>
+      </w:r>
+      <w:r>
+        <w:rPr>
+          <w:rFonts w:ascii="MS Gothic" w:eastAsia="MS Gothic" w:hAnsi="MS Gothic" w:cs="MS Gothic" w:hint="eastAsia"/>
+          <w:lang w:val="en-US"/>
+        </w:rPr>
+        <w:t>├</w:t>
+      </w:r>
+      <w:r>
+        <w:rPr>
+          <w:lang w:val="en-US"/>
+        </w:rPr>
+        <w:t>── auth.controller.js</w:t>
+      </w:r>
+    </w:p>
+    <w:p>
+      <w:pPr>
+        <w:rPr>
+          <w:lang w:val="en-US"/>
+        </w:rPr>
+      </w:pPr>
+      <w:r>
+        <w:rPr>
+          <w:lang w:val="en-US"/>
+        </w:rPr>
+        <w:t xml:space="preserve">    │   </w:t>
+      </w:r>
+      <w:r>
+        <w:rPr>
+          <w:rFonts w:ascii="MS Gothic" w:eastAsia="MS Gothic" w:hAnsi="MS Gothic" w:cs="MS Gothic" w:hint="eastAsia"/>
+          <w:lang w:val="en-US"/>
+        </w:rPr>
+        <w:t>├</w:t>
+      </w:r>
+      <w:r>
+        <w:rPr>
+          <w:lang w:val="en-US"/>
+        </w:rPr>
+        <w:t>── dailyActivity.controller.js</w:t>
+      </w:r>
+    </w:p>
+    <w:p>
+      <w:pPr>
+        <w:rPr>
+          <w:lang w:val="en-US"/>
+        </w:rPr>
+      </w:pPr>
+      <w:r>
+        <w:rPr>
+          <w:lang w:val="en-US"/>
+        </w:rPr>
+        <w:t xml:space="preserve">    │   </w:t>
+      </w:r>
+      <w:r>
+        <w:rPr>
+          <w:rFonts w:ascii="MS Gothic" w:eastAsia="MS Gothic" w:hAnsi="MS Gothic" w:cs="MS Gothic" w:hint="eastAsia"/>
+          <w:lang w:val="en-US"/>
+        </w:rPr>
+        <w:t>├</w:t>
+      </w:r>
+      <w:r>
+        <w:rPr>
+          <w:lang w:val="en-US"/>
+        </w:rPr>
+        <w:t>── geo.controller.js</w:t>
+      </w:r>
+    </w:p>
+    <w:p>
+      <w:pPr>
+        <w:rPr>
+          <w:lang w:val="en-US"/>
+        </w:rPr>
+      </w:pPr>
+      <w:r>
+        <w:rPr>
+          <w:lang w:val="en-US"/>
+        </w:rPr>
+        <w:t xml:space="preserve">    │   </w:t>
+      </w:r>
+      <w:r>
+        <w:rPr>
+          <w:rFonts w:ascii="MS Gothic" w:eastAsia="MS Gothic" w:hAnsi="MS Gothic" w:cs="MS Gothic" w:hint="eastAsia"/>
+          <w:lang w:val="en-US"/>
+        </w:rPr>
+        <w:t>├</w:t>
+      </w:r>
+      <w:r>
+        <w:rPr>
+          <w:lang w:val="en-US"/>
+        </w:rPr>
+        <w:t>── login.controller.js</w:t>
+      </w:r>
+    </w:p>
+    <w:p>
+      <w:pPr>
+        <w:rPr>
+          <w:lang w:val="en-US"/>
+        </w:rPr>
+      </w:pPr>
+      <w:r>
+        <w:rPr>
+          <w:lang w:val="en-US"/>
+        </w:rPr>
+        <w:t xml:space="preserve">    │   </w:t>
+      </w:r>
+      <w:r>
+        <w:rPr>
+          <w:rFonts w:ascii="MS Gothic" w:eastAsia="MS Gothic" w:hAnsi="MS Gothic" w:cs="MS Gothic" w:hint="eastAsia"/>
+          <w:lang w:val="en-US"/>
+        </w:rPr>
+        <w:t>├</w:t>
+      </w:r>
+      <w:r>
+        <w:rPr>
+          <w:lang w:val="en-US"/>
+        </w:rPr>
+        <w:t>── otp.controller.js</w:t>
+      </w:r>
+    </w:p>
+    <w:p>
+      <w:pPr>
+        <w:rPr>
+          <w:lang w:val="en-US"/>
+        </w:rPr>
+      </w:pPr>
+      <w:r>
+        <w:rPr>
+          <w:lang w:val="en-US"/>
+        </w:rPr>
+        <w:t xml:space="preserve">    │   </w:t>
+      </w:r>
+      <w:r>
+        <w:rPr>
+          <w:rFonts w:ascii="MS Gothic" w:eastAsia="MS Gothic" w:hAnsi="MS Gothic" w:cs="MS Gothic" w:hint="eastAsia"/>
+          <w:lang w:val="en-US"/>
+        </w:rPr>
+        <w:t>├</w:t>
+      </w:r>
+      <w:r>
+        <w:rPr>
+          <w:lang w:val="en-US"/>
+        </w:rPr>
+        <w:t>── patron.controller.js</w:t>
+      </w:r>
+    </w:p>
+    <w:p>
+      <w:pPr>
+        <w:rPr>
+          <w:lang w:val="en-US"/>
+        </w:rPr>
+      </w:pPr>
+      <w:r>
+        <w:rPr>
+          <w:lang w:val="en-US"/>
+        </w:rPr>
+        <w:t xml:space="preserve">    │   └── signup.controller.js</w:t>
+      </w:r>
+    </w:p>
+    <w:p>
+      <w:pPr>
+        <w:rPr>
+          <w:lang w:val="en-US"/>
+        </w:rPr>
+      </w:pPr>
+      <w:r>
+        <w:rPr>
+          <w:lang w:val="en-US"/>
+        </w:rPr>
+        <w:t xml:space="preserve">    </w:t>
+      </w:r>
+      <w:r>
+        <w:rPr>
+          <w:rFonts w:ascii="MS Gothic" w:eastAsia="MS Gothic" w:hAnsi="MS Gothic" w:cs="MS Gothic" w:hint="eastAsia"/>
+          <w:lang w:val="en-US"/>
+        </w:rPr>
+        <w:t>├</w:t>
+      </w:r>
+      <w:r>
+        <w:rPr>
+          <w:lang w:val="en-US"/>
+        </w:rPr>
+        <w:t xml:space="preserve">── </w:t>
+      </w:r>
+      <w:proofErr w:type="spellStart"/>
+      <w:r>
+        <w:rPr>
+          <w:lang w:val="en-US"/>
+        </w:rPr>
+        <w:t>middlewares</w:t>
+      </w:r>
+      <w:proofErr w:type="spellEnd"/>
+    </w:p>
+    <w:p>
+      <w:pPr>
+        <w:rPr>
+          <w:lang w:val="en-US"/>
+        </w:rPr>
+      </w:pPr>
+      <w:r>
+        <w:rPr>
+          <w:lang w:val="en-US"/>
+        </w:rPr>
+        <w:t xml:space="preserve">    │   </w:t>
+      </w:r>
+      <w:r>
+        <w:rPr>
+          <w:rFonts w:ascii="MS Gothic" w:eastAsia="MS Gothic" w:hAnsi="MS Gothic" w:cs="MS Gothic" w:hint="eastAsia"/>
+          <w:lang w:val="en-US"/>
+        </w:rPr>
+        <w:t>├</w:t>
+      </w:r>
+      <w:r>
+        <w:rPr>
+          <w:lang w:val="en-US"/>
+        </w:rPr>
+        <w:t>── error.middleware.js</w:t>
+      </w:r>
+    </w:p>
+    <w:p>
+      <w:pPr>
+        <w:rPr>
+          <w:lang w:val="en-US"/>
+        </w:rPr>
+      </w:pPr>
+      <w:r>
+        <w:rPr>
+          <w:lang w:val="en-US"/>
+        </w:rPr>
+        <w:t xml:space="preserve">    │   </w:t>
+      </w:r>
+      <w:r>
+        <w:rPr>
+          <w:rFonts w:ascii="MS Gothic" w:eastAsia="MS Gothic" w:hAnsi="MS Gothic" w:cs="MS Gothic" w:hint="eastAsia"/>
+          <w:lang w:val="en-US"/>
+        </w:rPr>
+        <w:t>├</w:t>
+      </w:r>
+      <w:r>
+        <w:rPr>
+          <w:lang w:val="en-US"/>
+        </w:rPr>
+        <w:t>── rateLimit.middleware.js</w:t>
+      </w:r>
+    </w:p>
+    <w:p>
+      <w:pPr>
+        <w:rPr>
+          <w:lang w:val="en-US"/>
+        </w:rPr>
+      </w:pPr>
+      <w:r>
+        <w:rPr>
+          <w:lang w:val="en-US"/>
+        </w:rPr>
+        <w:t xml:space="preserve">    │   </w:t>
+      </w:r>
+      <w:r>
+        <w:rPr>
+          <w:rFonts w:ascii="MS Gothic" w:eastAsia="MS Gothic" w:hAnsi="MS Gothic" w:cs="MS Gothic" w:hint="eastAsia"/>
+          <w:lang w:val="en-US"/>
+        </w:rPr>
+        <w:t>├</w:t>
+      </w:r>
+      <w:r>
+        <w:rPr>
+          <w:lang w:val="en-US"/>
+        </w:rPr>
+        <w:t>── session.middleware.js</w:t>
+      </w:r>
+    </w:p>
+    <w:p>
+      <w:pPr>
+        <w:rPr>
+          <w:lang w:val="en-US"/>
+        </w:rPr>
+      </w:pPr>
+      <w:r>
+        <w:rPr>
+          <w:lang w:val="en-US"/>
+        </w:rPr>
+        <w:t xml:space="preserve">    │   └── validate.middleware.js</w:t>
+      </w:r>
+    </w:p>
+    <w:p>
+      <w:pPr>
+        <w:rPr>
+          <w:lang w:val="en-US"/>
+        </w:rPr>
+      </w:pPr>
+      <w:r>
+        <w:rPr>
+          <w:lang w:val="en-US"/>
+        </w:rPr>
+        <w:t xml:space="preserve">    </w:t>
+      </w:r>
+      <w:r>
+        <w:rPr>
+          <w:rFonts w:ascii="MS Gothic" w:eastAsia="MS Gothic" w:hAnsi="MS Gothic" w:cs="MS Gothic" w:hint="eastAsia"/>
+          <w:lang w:val="en-US"/>
+        </w:rPr>
+        <w:t>├</w:t>
+      </w:r>
+      <w:r>
+        <w:rPr>
+          <w:lang w:val="en-US"/>
+        </w:rPr>
+        <w:t>── repositories</w:t>
+      </w:r>
+    </w:p>
+    <w:p>
+      <w:pPr>
+        <w:rPr>
+          <w:lang w:val="en-US"/>
+        </w:rPr>
+      </w:pPr>
+      <w:r>
+        <w:rPr>
+          <w:lang w:val="en-US"/>
+        </w:rPr>
+        <w:t xml:space="preserve">    │   </w:t>
+      </w:r>
+      <w:r>
+        <w:rPr>
+          <w:rFonts w:ascii="MS Gothic" w:eastAsia="MS Gothic" w:hAnsi="MS Gothic" w:cs="MS Gothic" w:hint="eastAsia"/>
+          <w:lang w:val="en-US"/>
+        </w:rPr>
+        <w:t>├</w:t>
+      </w:r>
+      <w:r>
+        <w:rPr>
+          <w:lang w:val="en-US"/>
+        </w:rPr>
+        <w:t>── auth.repository.js</w:t>
+      </w:r>
+    </w:p>
+    <w:p>
+      <w:pPr>
+        <w:rPr>
+          <w:lang w:val="en-US"/>
+        </w:rPr>
+      </w:pPr>
+      <w:r>
+        <w:rPr>
+          <w:lang w:val="en-US"/>
+        </w:rPr>
+        <w:t xml:space="preserve">    │   </w:t>
+      </w:r>
+      <w:r>
+        <w:rPr>
+          <w:rFonts w:ascii="MS Gothic" w:eastAsia="MS Gothic" w:hAnsi="MS Gothic" w:cs="MS Gothic" w:hint="eastAsia"/>
+          <w:lang w:val="en-US"/>
+        </w:rPr>
+        <w:t>├</w:t>
+      </w:r>
+      <w:r>
+        <w:rPr>
+          <w:lang w:val="en-US"/>
+        </w:rPr>
+        <w:t>── dailyActivity.repository.js</w:t>
+      </w:r>
+    </w:p>
+    <w:p>
+      <w:pPr>
+        <w:rPr>
+          <w:lang w:val="en-US"/>
+        </w:rPr>
+      </w:pPr>
+      <w:r>
+        <w:rPr>
+          <w:lang w:val="en-US"/>
+        </w:rPr>
+        <w:t xml:space="preserve">    │   </w:t>
+      </w:r>
+      <w:r>
+        <w:rPr>
+          <w:rFonts w:ascii="MS Gothic" w:eastAsia="MS Gothic" w:hAnsi="MS Gothic" w:cs="MS Gothic" w:hint="eastAsia"/>
+          <w:lang w:val="en-US"/>
+        </w:rPr>
+        <w:t>├</w:t>
+      </w:r>
+      <w:r>
+        <w:rPr>
+          <w:lang w:val="en-US"/>
+        </w:rPr>
+        <w:t>── geo.repository.js</w:t>
+      </w:r>
+    </w:p>
+    <w:p>
+      <w:pPr>
+        <w:rPr>
+          <w:lang w:val="en-US"/>
+        </w:rPr>
+      </w:pPr>
+      <w:r>
+        <w:rPr>
+          <w:lang w:val="en-US"/>
+        </w:rPr>
+        <w:t xml:space="preserve">    │   </w:t>
+      </w:r>
+      <w:r>
+        <w:rPr>
+          <w:rFonts w:ascii="MS Gothic" w:eastAsia="MS Gothic" w:hAnsi="MS Gothic" w:cs="MS Gothic" w:hint="eastAsia"/>
+          <w:lang w:val="en-US"/>
+        </w:rPr>
+        <w:t>├</w:t>
+      </w:r>
+      <w:r>
+        <w:rPr>
+          <w:lang w:val="en-US"/>
+        </w:rPr>
+        <w:t>── login.repository.js</w:t>
+      </w:r>
+    </w:p>
+    <w:p>
+      <w:pPr>
+        <w:rPr>
+          <w:lang w:val="en-US"/>
+        </w:rPr>
+      </w:pPr>
+      <w:r>
+        <w:rPr>
+          <w:lang w:val="en-US"/>
+        </w:rPr>
+        <w:t xml:space="preserve">    │   </w:t>
+      </w:r>
+      <w:r>
+        <w:rPr>
+          <w:rFonts w:ascii="MS Gothic" w:eastAsia="MS Gothic" w:hAnsi="MS Gothic" w:cs="MS Gothic" w:hint="eastAsia"/>
+          <w:lang w:val="en-US"/>
+        </w:rPr>
+        <w:t>├</w:t>
+      </w:r>
+      <w:r>
+        <w:rPr>
+          <w:lang w:val="en-US"/>
+        </w:rPr>
+        <w:t>── otp.repository.js</w:t>
+      </w:r>
+    </w:p>
+    <w:p>
+      <w:pPr>
+        <w:rPr>
+          <w:lang w:val="en-US"/>
+        </w:rPr>
+      </w:pPr>
+      <w:r>
+        <w:rPr>
+          <w:lang w:val="en-US"/>
+        </w:rPr>
+        <w:t xml:space="preserve">    │   </w:t>
+      </w:r>
+      <w:r>
+        <w:rPr>
+          <w:rFonts w:ascii="MS Gothic" w:eastAsia="MS Gothic" w:hAnsi="MS Gothic" w:cs="MS Gothic" w:hint="eastAsia"/>
+          <w:lang w:val="en-US"/>
+        </w:rPr>
+        <w:t>├</w:t>
+      </w:r>
+      <w:r>
+        <w:rPr>
+          <w:lang w:val="en-US"/>
+        </w:rPr>
+        <w:t>── patron.repository.js</w:t>
+      </w:r>
+    </w:p>
+    <w:p>
+      <w:pPr>
+        <w:rPr>
+          <w:lang w:val="en-US"/>
+        </w:rPr>
+      </w:pPr>
+      <w:r>
+        <w:rPr>
+          <w:lang w:val="en-US"/>
+        </w:rPr>
+        <w:t xml:space="preserve">    │   └── signup.repository.js</w:t>
+      </w:r>
+    </w:p>
+    <w:p>
+      <w:pPr>
+        <w:rPr>
+          <w:lang w:val="en-US"/>
+        </w:rPr>
+      </w:pPr>
+      <w:r>
+        <w:rPr>
+          <w:lang w:val="en-US"/>
+        </w:rPr>
+        <w:t xml:space="preserve">    </w:t>
+      </w:r>
+      <w:r>
+        <w:rPr>
+          <w:rFonts w:ascii="MS Gothic" w:eastAsia="MS Gothic" w:hAnsi="MS Gothic" w:cs="MS Gothic" w:hint="eastAsia"/>
+          <w:lang w:val="en-US"/>
+        </w:rPr>
+        <w:t>├</w:t>
+      </w:r>
+      <w:r>
+        <w:rPr>
+          <w:lang w:val="en-US"/>
+        </w:rPr>
+        <w:t>── routes</w:t>
+      </w:r>
+    </w:p>
+    <w:p>
+      <w:pPr>
+        <w:rPr>
+          <w:lang w:val="en-US"/>
+        </w:rPr>
+      </w:pPr>
+      <w:r>
+        <w:rPr>
+          <w:lang w:val="en-US"/>
+        </w:rPr>
+        <w:t xml:space="preserve">    │   </w:t>
+      </w:r>
+      <w:r>
+        <w:rPr>
+          <w:rFonts w:ascii="MS Gothic" w:eastAsia="MS Gothic" w:hAnsi="MS Gothic" w:cs="MS Gothic" w:hint="eastAsia"/>
+          <w:lang w:val="en-US"/>
+        </w:rPr>
+        <w:t>├</w:t>
+      </w:r>
+      <w:r>
+        <w:rPr>
+          <w:lang w:val="en-US"/>
+        </w:rPr>
+        <w:t>── auth.routes.js</w:t>
+      </w:r>
+    </w:p>
+    <w:p>
+      <w:pPr>
+        <w:rPr>
+          <w:lang w:val="en-US"/>
+        </w:rPr>
+      </w:pPr>
+      <w:r>
+        <w:rPr>
+          <w:lang w:val="en-US"/>
+        </w:rPr>
+        <w:t xml:space="preserve">    │   </w:t>
+      </w:r>
+      <w:r>
+        <w:rPr>
+          <w:rFonts w:ascii="MS Gothic" w:eastAsia="MS Gothic" w:hAnsi="MS Gothic" w:cs="MS Gothic" w:hint="eastAsia"/>
+          <w:lang w:val="en-US"/>
+        </w:rPr>
+        <w:t>├</w:t>
+      </w:r>
+      <w:r>
+        <w:rPr>
+          <w:lang w:val="en-US"/>
+        </w:rPr>
+        <w:t>── dailyActivity.routes.js</w:t>
+      </w:r>
+    </w:p>
+    <w:p>
+      <w:pPr>
+        <w:rPr>
+          <w:lang w:val="en-US"/>
+        </w:rPr>
+      </w:pPr>
+      <w:r>
+        <w:rPr>
+          <w:lang w:val="en-US"/>
+        </w:rPr>
+        <w:t xml:space="preserve">    │   </w:t>
+      </w:r>
+      <w:r>
+        <w:rPr>
+          <w:rFonts w:ascii="MS Gothic" w:eastAsia="MS Gothic" w:hAnsi="MS Gothic" w:cs="MS Gothic" w:hint="eastAsia"/>
+          <w:lang w:val="en-US"/>
+        </w:rPr>
+        <w:t>├</w:t>
+      </w:r>
+      <w:r>
+        <w:rPr>
+          <w:lang w:val="en-US"/>
+        </w:rPr>
+        <w:t>── geo.routes.js</w:t>
+      </w:r>
+    </w:p>
+    <w:p>
+      <w:pPr>
+        <w:rPr>
+          <w:lang w:val="en-US"/>
+        </w:rPr>
+      </w:pPr>
+      <w:r>
+        <w:rPr>
+          <w:lang w:val="en-US"/>
+        </w:rPr>
+        <w:t xml:space="preserve">    │   </w:t>
+      </w:r>
+      <w:r>
+        <w:rPr>
+          <w:rFonts w:ascii="MS Gothic" w:eastAsia="MS Gothic" w:hAnsi="MS Gothic" w:cs="MS Gothic" w:hint="eastAsia"/>
+          <w:lang w:val="en-US"/>
+        </w:rPr>
+        <w:t>├</w:t>
+      </w:r>
+      <w:r>
+        <w:rPr>
+          <w:lang w:val="en-US"/>
+        </w:rPr>
+        <w:t>── login.routes.js</w:t>
+      </w:r>
+    </w:p>
+    <w:p>
+      <w:pPr>
+        <w:rPr>
+          <w:lang w:val="en-US"/>
+        </w:rPr>
+      </w:pPr>
+      <w:r>
+        <w:rPr>
+          <w:lang w:val="en-US"/>
+        </w:rPr>
         <w:lastRenderedPageBreak/>
-        <w:drawing>
-          <wp:inline distT="0" distB="0" distL="0" distR="0" wp14:anchorId="3A4AED18" wp14:editId="049612A7">
-            <wp:extent cx="3297555" cy="8229600"/>
-            <wp:effectExtent l="0" t="0" r="4445" b="0"/>
-            <wp:docPr id="233110331" name="Picture 1"/>
-            <wp:cNvGraphicFramePr>
-              <a:graphicFrameLocks xmlns:a="http://schemas.openxmlformats.org/drawingml/2006/main" noChangeAspect="1"/>
-            </wp:cNvGraphicFramePr>
-            <a:graphic xmlns:a="http://schemas.openxmlformats.org/drawingml/2006/main">
-              <a:graphicData uri="http://schemas.openxmlformats.org/drawingml/2006/picture">
-                <pic:pic xmlns:pic="http://schemas.openxmlformats.org/drawingml/2006/picture">
-                  <pic:nvPicPr>
-                    <pic:cNvPr id="233110331" name=""/>
-                    <pic:cNvPicPr/>
-                  </pic:nvPicPr>
-                  <pic:blipFill>
-                    <a:blip r:embed="rId4"/>
-                    <a:stretch>
-                      <a:fillRect/>
-                    </a:stretch>
-                  </pic:blipFill>
-                  <pic:spPr>
-                    <a:xfrm>
-                      <a:off x="0" y="0"/>
-                      <a:ext cx="3297555" cy="8229600"/>
-                    </a:xfrm>
-                    <a:prstGeom prst="rect">
-                      <a:avLst/>
-                    </a:prstGeom>
-                  </pic:spPr>
-                </pic:pic>
-              </a:graphicData>
-            </a:graphic>
-          </wp:inline>
-        </w:drawing>
-      </w:r>
-    </w:p>
-    <w:p>
-      <w:pPr>
-        <w:rPr>
-          <w:lang w:val="en-US"/>
-        </w:rPr>
-      </w:pPr>
-      <w:r>
-        <w:rPr>
+        <w:t xml:space="preserve">    │   </w:t>
+      </w:r>
+      <w:r>
+        <w:rPr>
+          <w:rFonts w:ascii="MS Gothic" w:eastAsia="MS Gothic" w:hAnsi="MS Gothic" w:cs="MS Gothic" w:hint="eastAsia"/>
+          <w:lang w:val="en-US"/>
+        </w:rPr>
+        <w:t>├</w:t>
+      </w:r>
+      <w:r>
+        <w:rPr>
+          <w:lang w:val="en-US"/>
+        </w:rPr>
+        <w:t>── otp.routes.js</w:t>
+      </w:r>
+    </w:p>
+    <w:p>
+      <w:pPr>
+        <w:rPr>
+          <w:lang w:val="en-US"/>
+        </w:rPr>
+      </w:pPr>
+      <w:r>
+        <w:rPr>
+          <w:lang w:val="en-US"/>
+        </w:rPr>
+        <w:t xml:space="preserve">    │   </w:t>
+      </w:r>
+      <w:r>
+        <w:rPr>
+          <w:rFonts w:ascii="MS Gothic" w:eastAsia="MS Gothic" w:hAnsi="MS Gothic" w:cs="MS Gothic" w:hint="eastAsia"/>
+          <w:lang w:val="en-US"/>
+        </w:rPr>
+        <w:t>├</w:t>
+      </w:r>
+      <w:r>
+        <w:rPr>
+          <w:lang w:val="en-US"/>
+        </w:rPr>
+        <w:t>── patron.routes.js</w:t>
+      </w:r>
+    </w:p>
+    <w:p>
+      <w:pPr>
+        <w:rPr>
+          <w:lang w:val="en-US"/>
+        </w:rPr>
+      </w:pPr>
+      <w:r>
+        <w:rPr>
+          <w:lang w:val="en-US"/>
+        </w:rPr>
+        <w:t xml:space="preserve">    │   └── signup.routes.js</w:t>
+      </w:r>
+    </w:p>
+    <w:p>
+      <w:pPr>
+        <w:rPr>
+          <w:lang w:val="en-US"/>
+        </w:rPr>
+      </w:pPr>
+      <w:r>
+        <w:rPr>
+          <w:lang w:val="en-US"/>
+        </w:rPr>
+        <w:t xml:space="preserve">    </w:t>
+      </w:r>
+      <w:r>
+        <w:rPr>
+          <w:rFonts w:ascii="MS Gothic" w:eastAsia="MS Gothic" w:hAnsi="MS Gothic" w:cs="MS Gothic" w:hint="eastAsia"/>
+          <w:lang w:val="en-US"/>
+        </w:rPr>
+        <w:t>├</w:t>
+      </w:r>
+      <w:r>
+        <w:rPr>
+          <w:lang w:val="en-US"/>
+        </w:rPr>
+        <w:t>── server.js</w:t>
+      </w:r>
+    </w:p>
+    <w:p>
+      <w:pPr>
+        <w:rPr>
+          <w:lang w:val="en-US"/>
+        </w:rPr>
+      </w:pPr>
+      <w:r>
+        <w:rPr>
+          <w:lang w:val="en-US"/>
+        </w:rPr>
+        <w:t xml:space="preserve">    </w:t>
+      </w:r>
+      <w:r>
+        <w:rPr>
+          <w:rFonts w:ascii="MS Gothic" w:eastAsia="MS Gothic" w:hAnsi="MS Gothic" w:cs="MS Gothic" w:hint="eastAsia"/>
+          <w:lang w:val="en-US"/>
+        </w:rPr>
+        <w:t>├</w:t>
+      </w:r>
+      <w:r>
+        <w:rPr>
+          <w:lang w:val="en-US"/>
+        </w:rPr>
+        <w:t>── services</w:t>
+      </w:r>
+    </w:p>
+    <w:p>
+      <w:pPr>
+        <w:rPr>
+          <w:lang w:val="en-US"/>
+        </w:rPr>
+      </w:pPr>
+      <w:r>
+        <w:rPr>
+          <w:lang w:val="en-US"/>
+        </w:rPr>
+        <w:t xml:space="preserve">    │   </w:t>
+      </w:r>
+      <w:r>
+        <w:rPr>
+          <w:rFonts w:ascii="MS Gothic" w:eastAsia="MS Gothic" w:hAnsi="MS Gothic" w:cs="MS Gothic" w:hint="eastAsia"/>
+          <w:lang w:val="en-US"/>
+        </w:rPr>
+        <w:t>├</w:t>
+      </w:r>
+      <w:r>
+        <w:rPr>
+          <w:lang w:val="en-US"/>
+        </w:rPr>
+        <w:t>── auth.service.js</w:t>
+      </w:r>
+    </w:p>
+    <w:p>
+      <w:pPr>
+        <w:rPr>
+          <w:lang w:val="en-US"/>
+        </w:rPr>
+      </w:pPr>
+      <w:r>
+        <w:rPr>
+          <w:lang w:val="en-US"/>
+        </w:rPr>
+        <w:t xml:space="preserve">    │   </w:t>
+      </w:r>
+      <w:r>
+        <w:rPr>
+          <w:rFonts w:ascii="MS Gothic" w:eastAsia="MS Gothic" w:hAnsi="MS Gothic" w:cs="MS Gothic" w:hint="eastAsia"/>
+          <w:lang w:val="en-US"/>
+        </w:rPr>
+        <w:t>├</w:t>
+      </w:r>
+      <w:r>
+        <w:rPr>
+          <w:lang w:val="en-US"/>
+        </w:rPr>
+        <w:t>── dailyActivity.service.js</w:t>
+      </w:r>
+    </w:p>
+    <w:p>
+      <w:pPr>
+        <w:rPr>
+          <w:lang w:val="en-US"/>
+        </w:rPr>
+      </w:pPr>
+      <w:r>
+        <w:rPr>
+          <w:lang w:val="en-US"/>
+        </w:rPr>
+        <w:t xml:space="preserve">    │   </w:t>
+      </w:r>
+      <w:r>
+        <w:rPr>
+          <w:rFonts w:ascii="MS Gothic" w:eastAsia="MS Gothic" w:hAnsi="MS Gothic" w:cs="MS Gothic" w:hint="eastAsia"/>
+          <w:lang w:val="en-US"/>
+        </w:rPr>
+        <w:t>├</w:t>
+      </w:r>
+      <w:r>
+        <w:rPr>
+          <w:lang w:val="en-US"/>
+        </w:rPr>
+        <w:t>── geo.service.js</w:t>
+      </w:r>
+    </w:p>
+    <w:p>
+      <w:pPr>
+        <w:rPr>
+          <w:lang w:val="en-US"/>
+        </w:rPr>
+      </w:pPr>
+      <w:r>
+        <w:rPr>
+          <w:lang w:val="en-US"/>
+        </w:rPr>
+        <w:t xml:space="preserve">    │   </w:t>
+      </w:r>
+      <w:r>
+        <w:rPr>
+          <w:rFonts w:ascii="MS Gothic" w:eastAsia="MS Gothic" w:hAnsi="MS Gothic" w:cs="MS Gothic" w:hint="eastAsia"/>
+          <w:lang w:val="en-US"/>
+        </w:rPr>
+        <w:t>├</w:t>
+      </w:r>
+      <w:r>
+        <w:rPr>
+          <w:lang w:val="en-US"/>
+        </w:rPr>
+        <w:t>── login.service.js</w:t>
+      </w:r>
+    </w:p>
+    <w:p>
+      <w:pPr>
+        <w:rPr>
+          <w:lang w:val="en-US"/>
+        </w:rPr>
+      </w:pPr>
+      <w:r>
+        <w:rPr>
+          <w:lang w:val="en-US"/>
+        </w:rPr>
+        <w:t xml:space="preserve">    │   </w:t>
+      </w:r>
+      <w:r>
+        <w:rPr>
+          <w:rFonts w:ascii="MS Gothic" w:eastAsia="MS Gothic" w:hAnsi="MS Gothic" w:cs="MS Gothic" w:hint="eastAsia"/>
+          <w:lang w:val="en-US"/>
+        </w:rPr>
+        <w:t>├</w:t>
+      </w:r>
+      <w:r>
+        <w:rPr>
+          <w:lang w:val="en-US"/>
+        </w:rPr>
+        <w:t>── otp.service.js</w:t>
+      </w:r>
+    </w:p>
+    <w:p>
+      <w:pPr>
+        <w:rPr>
+          <w:lang w:val="en-US"/>
+        </w:rPr>
+      </w:pPr>
+      <w:r>
+        <w:rPr>
+          <w:lang w:val="en-US"/>
+        </w:rPr>
+        <w:t xml:space="preserve">    │   </w:t>
+      </w:r>
+      <w:r>
+        <w:rPr>
+          <w:rFonts w:ascii="MS Gothic" w:eastAsia="MS Gothic" w:hAnsi="MS Gothic" w:cs="MS Gothic" w:hint="eastAsia"/>
+          <w:lang w:val="en-US"/>
+        </w:rPr>
+        <w:t>├</w:t>
+      </w:r>
+      <w:r>
+        <w:rPr>
+          <w:lang w:val="en-US"/>
+        </w:rPr>
+        <w:t>── patron.service.js</w:t>
+      </w:r>
+    </w:p>
+    <w:p>
+      <w:pPr>
+        <w:rPr>
+          <w:lang w:val="en-US"/>
+        </w:rPr>
+      </w:pPr>
+      <w:r>
+        <w:rPr>
+          <w:lang w:val="en-US"/>
+        </w:rPr>
+        <w:t xml:space="preserve">    │   └── signup.service.js</w:t>
+      </w:r>
+    </w:p>
+    <w:p>
+      <w:pPr>
+        <w:rPr>
+          <w:lang w:val="en-US"/>
+        </w:rPr>
+      </w:pPr>
+      <w:r>
+        <w:rPr>
+          <w:lang w:val="en-US"/>
+        </w:rPr>
+        <w:t xml:space="preserve">    └── utils</w:t>
+      </w:r>
+    </w:p>
+    <w:p>
+      <w:pPr>
+        <w:rPr>
+          <w:lang w:val="en-US"/>
+        </w:rPr>
+      </w:pPr>
+      <w:r>
+        <w:rPr>
+          <w:lang w:val="en-US"/>
+        </w:rPr>
+        <w:t xml:space="preserve">        </w:t>
+      </w:r>
+      <w:r>
+        <w:rPr>
+          <w:rFonts w:ascii="MS Gothic" w:eastAsia="MS Gothic" w:hAnsi="MS Gothic" w:cs="MS Gothic" w:hint="eastAsia"/>
+          <w:lang w:val="en-US"/>
+        </w:rPr>
+        <w:t>├</w:t>
+      </w:r>
+      <w:r>
+        <w:rPr>
+          <w:lang w:val="en-US"/>
+        </w:rPr>
+        <w:t>── email.util.js</w:t>
+      </w:r>
+    </w:p>
+    <w:p>
+      <w:pPr>
+        <w:rPr>
+          <w:lang w:val="en-US"/>
+        </w:rPr>
+      </w:pPr>
+      <w:r>
+        <w:rPr>
+          <w:lang w:val="en-US"/>
+        </w:rPr>
+        <w:t xml:space="preserve">        </w:t>
+      </w:r>
+      <w:r>
+        <w:rPr>
+          <w:rFonts w:ascii="MS Gothic" w:eastAsia="MS Gothic" w:hAnsi="MS Gothic" w:cs="MS Gothic" w:hint="eastAsia"/>
+          <w:lang w:val="en-US"/>
+        </w:rPr>
+        <w:t>├</w:t>
+      </w:r>
+      <w:r>
+        <w:rPr>
+          <w:lang w:val="en-US"/>
+        </w:rPr>
+        <w:t>── logger.util.js</w:t>
+      </w:r>
+    </w:p>
+    <w:p>
+      <w:pPr>
+        <w:rPr>
+          <w:lang w:val="en-US"/>
+        </w:rPr>
+      </w:pPr>
+      <w:r>
+        <w:rPr>
+          <w:lang w:val="en-US"/>
+        </w:rPr>
+        <w:t xml:space="preserve">        </w:t>
+      </w:r>
+      <w:r>
+        <w:rPr>
+          <w:rFonts w:ascii="MS Gothic" w:eastAsia="MS Gothic" w:hAnsi="MS Gothic" w:cs="MS Gothic" w:hint="eastAsia"/>
+          <w:lang w:val="en-US"/>
+        </w:rPr>
+        <w:t>├</w:t>
+      </w:r>
+      <w:r>
+        <w:rPr>
+          <w:lang w:val="en-US"/>
+        </w:rPr>
+        <w:t>── response.util.js</w:t>
+      </w:r>
+    </w:p>
+    <w:p>
+      <w:pPr>
+        <w:rPr>
+          <w:lang w:val="en-US"/>
+        </w:rPr>
+      </w:pPr>
+      <w:r>
+        <w:rPr>
+          <w:lang w:val="en-US"/>
+        </w:rPr>
+        <w:t xml:space="preserve">        └── sms.util.js</w:t>
+      </w:r>
+    </w:p>
+    <w:p>
+      <w:pPr>
+        <w:rPr>
+          <w:lang w:val="en-US"/>
+        </w:rPr>
+      </w:pPr>
+    </w:p>
+    <w:p>
+      <w:pPr>
+        <w:rPr>
+          <w:lang w:val="en-US"/>
+        </w:rPr>
+      </w:pPr>
+      <w:r>
+        <w:rPr>
+          <w:lang w:val="en-US"/>
+        </w:rPr>
+        <w:t>10 directories, 46 files</w:t>
+      </w:r>
+    </w:p>
+    <w:p>
+      <w:pPr>
+        <w:rPr>
+          <w:lang w:val="en-US"/>
+        </w:rPr>
+      </w:pPr>
+    </w:p>
+    <w:p>
+      <w:pPr>
+        <w:rPr>
+          <w:lang w:val="en-US"/>
+        </w:rPr>
+      </w:pPr>
+    </w:p>
+    <w:p>
+      <w:pPr>
+        <w:rPr>
+          <w:lang w:val="en-US"/>
+        </w:rPr>
+      </w:pPr>
+      <w:r>
+        <w:rPr>
+          <w:noProof/>
           <w:lang w:val="en-US"/>
         </w:rPr>
         <w:lastRenderedPageBreak/>
@@ -98,7 +1411,7 @@
                     <pic:cNvPicPr/>
                   </pic:nvPicPr>
                   <pic:blipFill>
-                    <a:blip r:embed="rId5"/>
+                    <a:blip r:embed="rId4"/>
                     <a:stretch>
                       <a:fillRect/>
                     </a:stretch>
